--- a/reports/Краткая сводка для руководителя.docx
+++ b/reports/Краткая сводка для руководителя.docx
@@ -84,7 +84,7 @@
                 <w:sz w:val="28"/>
                 <w:szCs w:val="28"/>
               </w:rPr>
-              <w:t xml:space="preserve">204</w:t>
+              <w:t xml:space="preserve">228</w:t>
             </w:r>
           </w:p>
           <w:p>
@@ -298,7 +298,7 @@
           <w:sz w:val="23"/>
           <w:szCs w:val="23"/>
         </w:rPr>
-        <w:t xml:space="preserve">За 204 честных обучения — 5 архитектур (включая предобученную на внешних данных сеть в 46М параметров), локальная структура, физиология покоя и задачи, ковариаты, три вида парцелляции коры (включая настоящий анатомический атлас Glasser), три масштаба анализа (воксель → регион → популяция) — ни разу не получено значимого превышения точности над тем, что даёт тривиальное предсказание «более частого класса». Это не серия неудачных попыток — это отрицательный результат, устойчивый к смене архитектуры, входных данных и даже единицы анализа.</w:t>
+        <w:t xml:space="preserve">За 228 честных обучений — 5 архитектур (включая предобученную на внешних данных сеть в 46М параметров), локальная структура, физиология покоя и задачи, ковариаты, три вида парцелляции коры (включая настоящий анатомический атлас Glasser), три масштаба анализа (воксель → регион → популяция) — ни разу не получено значимого превышения точности над тем, что даёт тривиальное предсказание «более частого класса». Это не серия неудачных попыток — это отрицательный результат, устойчивый к смене архитектуры, входных данных и даже единицы анализа.</w:t>
       </w:r>
     </w:p>
     <w:tbl>
@@ -572,7 +572,7 @@
           <w:sz w:val="30"/>
           <w:szCs w:val="30"/>
         </w:rPr>
-        <w:t xml:space="preserve">Что стоит за 204 прогонами</w:t>
+        <w:t xml:space="preserve">Что стоит за 228 прогонами</w:t>
       </w:r>
     </w:p>
     <w:p>
@@ -785,7 +785,7 @@
           <w:sz w:val="16"/>
           <w:szCs w:val="16"/>
         </w:rPr>
-        <w:t xml:space="preserve">Полный технический отчёт (204 прогона, все графики и таблицы) — «Отчёт по структурной классификации CMRO2.docx». Код и результаты каждого прогона — в репозитории, ветка claude/patient-structural-classification-cfvl3k.</w:t>
+        <w:t xml:space="preserve">Полный технический отчёт (228 прогонов, все графики и таблицы) — «Отчёт по структурной классификации CMRO2.docx». Код и результаты каждого прогона — в репозитории, ветка patient-structural-classification.</w:t>
       </w:r>
     </w:p>
     <w:sectPr>
